--- a/production/worksheets/05-ch5-collisions-practice.docx
+++ b/production/worksheets/05-ch5-collisions-practice.docx
@@ -27,7 +27,7 @@
           <w:b w:val="0"/>
           <w:i w:val="0"/>
           <w:color w:val="555555"/>
-          <w:sz w:val="22"/>
+          <w:sz w:val="24"/>
         </w:rPr>
         <w:t>Chapter 5 · Collisions Transfer Energy · Week 6</w:t>
       </w:r>
@@ -72,7 +72,7 @@
           <w:b w:val="0"/>
           <w:i w:val="0"/>
           <w:color w:val="1A1A1A"/>
-          <w:sz w:val="22"/>
+          <w:sz w:val="24"/>
         </w:rPr>
         <w:t>When objects collide, what can change? Circle ALL that can change.</w:t>
       </w:r>
@@ -102,7 +102,7 @@
           <w:b w:val="0"/>
           <w:i w:val="0"/>
           <w:color w:val="1A1A1A"/>
-          <w:sz w:val="22"/>
+          <w:sz w:val="24"/>
         </w:rPr>
         <w:t>Give ONE example of each from the Reader.</w:t>
       </w:r>
@@ -162,7 +162,7 @@
           <w:b w:val="0"/>
           <w:i w:val="0"/>
           <w:color w:val="1A1A1A"/>
-          <w:sz w:val="22"/>
+          <w:sz w:val="24"/>
         </w:rPr>
         <w:t>The SAME car rolls slowly, then fast, into the SAME target.</w:t>
       </w:r>
@@ -177,7 +177,7 @@
           <w:b w:val="0"/>
           <w:i w:val="0"/>
           <w:color w:val="1A1A1A"/>
-          <w:sz w:val="22"/>
+          <w:sz w:val="24"/>
         </w:rPr>
         <w:t>1. Which roll moves the target farther? Why?</w:t>
       </w:r>
@@ -222,7 +222,7 @@
           <w:b w:val="0"/>
           <w:i w:val="0"/>
           <w:color w:val="1A1A1A"/>
-          <w:sz w:val="22"/>
+          <w:sz w:val="24"/>
         </w:rPr>
         <w:t>2. We changed only the speed. What did we keep the same? (name the car, the target, and the surface)</w:t>
       </w:r>
@@ -282,7 +282,7 @@
           <w:b w:val="0"/>
           <w:i w:val="0"/>
           <w:color w:val="1A1A1A"/>
-          <w:sz w:val="22"/>
+          <w:sz w:val="24"/>
         </w:rPr>
         <w:t>Two cars roll at about the SAME speed into the SAME target. One car weighs more than the other.</w:t>
       </w:r>
@@ -297,7 +297,7 @@
           <w:b w:val="0"/>
           <w:i w:val="0"/>
           <w:color w:val="1A1A1A"/>
-          <w:sz w:val="22"/>
+          <w:sz w:val="24"/>
         </w:rPr>
         <w:t>1. Which car has more energy of motion? Why?</w:t>
       </w:r>
@@ -342,7 +342,7 @@
           <w:b w:val="0"/>
           <w:i w:val="0"/>
           <w:color w:val="1A1A1A"/>
-          <w:sz w:val="22"/>
+          <w:sz w:val="24"/>
         </w:rPr>
         <w:t>2. Which car moves the target farther?</w:t>
       </w:r>
@@ -387,7 +387,7 @@
           <w:b w:val="0"/>
           <w:i w:val="0"/>
           <w:color w:val="1A1A1A"/>
-          <w:sz w:val="22"/>
+          <w:sz w:val="24"/>
         </w:rPr>
         <w:t>This plan is NOT a fair test. Fix it:</w:t>
       </w:r>
@@ -417,7 +417,7 @@
           <w:b w:val="0"/>
           <w:i w:val="0"/>
           <w:color w:val="1A1A1A"/>
-          <w:sz w:val="22"/>
+          <w:sz w:val="24"/>
         </w:rPr>
         <w:t>Your fix:</w:t>
       </w:r>
@@ -477,7 +477,7 @@
           <w:b w:val="0"/>
           <w:i w:val="0"/>
           <w:color w:val="1A1A1A"/>
-          <w:sz w:val="22"/>
+          <w:sz w:val="24"/>
         </w:rPr>
         <w:t>A car hits a cup. The cup moves, and we hear a sound. Where did the car's energy of motion go?</w:t>
       </w:r>
